--- a/docs/apply/_submit/14-data-recipe-2026-10-06.docx
+++ b/docs/apply/_submit/14-data-recipe-2026-10-06.docx
@@ -1936,7 +1936,7 @@
                 <w:b w:val="0"/>
                 <w:sz w:val="19"/>
               </w:rPr>
-              <w:t>거점 사전분포 기준선 88.7%</w:t>
+              <w:t>거점 사전분포 기준선 88.4%</w:t>
             </w:r>
           </w:p>
         </w:tc>
@@ -1963,7 +1963,7 @@
                 <w:b w:val="0"/>
                 <w:sz w:val="19"/>
               </w:rPr>
-              <w:t>+3.36%p [+2.78, +3.95]</w:t>
+              <w:t>+3.63%p [+3.00, +4.25]</w:t>
             </w:r>
           </w:p>
         </w:tc>
@@ -1990,7 +1990,7 @@
                 <w:b w:val="0"/>
                 <w:sz w:val="19"/>
               </w:rPr>
-              <w:t>실력 (시험 17,650자리)</w:t>
+              <w:t>실력 (시험 18,087자리)</w:t>
             </w:r>
           </w:p>
         </w:tc>
@@ -2277,7 +2277,7 @@
           <w:rFonts w:ascii="Malgun Gothic" w:hAnsi="Malgun Gothic" w:eastAsia="Malgun Gothic" w:cs="Malgun Gothic"/>
           <w:b w:val="0"/>
         </w:rPr>
-        <w:t>업종 추천은 사전분포가 이미 88.7% 를 맞히므로 모델이 더한 몫은 +3.36%p 입니다. 공실 예측은 두 무정보 규칙 중 강한 쪽보다 앞섰지만 아직 확정 전이고, 확정은 모델이 한 번도 보지 않은 2026년 3분기 데이터로만 합니다. 이 표는 업종 추천과 공실 추세의 성능이며 특정 가게의 성패를 맞히는 성능이 아닙니다.</w:t>
+        <w:t>업종 추천은 사전분포가 이미 88.4% 를 맞히므로 모델이 더한 몫은 +3.63%p 입니다. 공실 예측은 두 무정보 규칙 중 강한 쪽보다 앞섰지만 아직 확정 전이고, 확정은 모델이 한 번도 보지 않은 2026년 3분기 데이터로만 합니다. 이 표는 업종 추천과 공실 추세의 성능이며 특정 가게의 성패를 맞히는 성능이 아닙니다.</w:t>
       </w:r>
     </w:p>
     <w:p>
